--- a/docs/MindTrapa_RU.docx
+++ b/docs/MindTrapa_RU.docx
@@ -25,7 +25,7 @@
           <w:color w:val="888888"/>
           <w:sz w:val="24"/>
         </w:rPr>
-        <w:t>Описание проекта · Апрель 2026</w:t>
+        <w:t>Описание проекта · Июль 2026</w:t>
       </w:r>
     </w:p>
     <w:p>
@@ -123,7 +123,7 @@
         <w:rPr>
           <w:sz w:val="22"/>
         </w:rPr>
-        <w:t>Alpha 0.5.1</w:t>
+        <w:t>1.0 (релиз)</w:t>
       </w:r>
     </w:p>
     <w:p>
@@ -305,7 +305,7 @@
         <w:rPr>
           <w:sz w:val="22"/>
         </w:rPr>
-        <w:t>Стейт-машина: Idle, Run, Jump, Fall</w:t>
+        <w:t>Стейт-машина: Idle, Run, Jump, Fall, Death, Wave/Yes (победа)</w:t>
       </w:r>
     </w:p>
     <w:p>
@@ -323,7 +323,43 @@
         <w:rPr>
           <w:sz w:val="22"/>
         </w:rPr>
-        <w:t>Модели из паков Quaternius (CC0)</w:t>
+        <w:t>Quaternius, Kenney, KayKit (все CC0); музыка — Suno AI; SFX — Freesound.org (CC0)</w:t>
+      </w:r>
+    </w:p>
+    <w:p>
+      <w:pPr>
+        <w:spacing w:before="20" w:after="20"/>
+      </w:pPr>
+      <w:r>
+        <w:rPr>
+          <w:b/>
+          <w:sz w:val="22"/>
+        </w:rPr>
+        <w:t xml:space="preserve">Локализация:      </w:t>
+      </w:r>
+      <w:r>
+        <w:rPr>
+          <w:sz w:val="22"/>
+        </w:rPr>
+        <w:t>EN / RU / JA, отдельные шрифты под кириллицу и кану</w:t>
+      </w:r>
+    </w:p>
+    <w:p>
+      <w:pPr>
+        <w:spacing w:before="20" w:after="20"/>
+      </w:pPr>
+      <w:r>
+        <w:rPr>
+          <w:b/>
+          <w:sz w:val="22"/>
+        </w:rPr>
+        <w:t xml:space="preserve">Сохранения:       </w:t>
+      </w:r>
+      <w:r>
+        <w:rPr>
+          <w:sz w:val="22"/>
+        </w:rPr>
+        <w:t>5 слотов профилей, INI-формат: звёзды, рекорды, настройки, паки оформления</w:t>
       </w:r>
     </w:p>
     <w:p>
@@ -790,7 +826,7 @@
         <w:rPr>
           <w:sz w:val="22"/>
         </w:rPr>
-        <w:t>меняет гравитацию (замедление, ускорение; в планах — обратная)</w:t>
+        <w:t>меняет гравитацию: пониженная, повышенная или обратная (ходьба по потолку)</w:t>
       </w:r>
     </w:p>
     <w:p>
@@ -810,7 +846,7 @@
         <w:rPr>
           <w:sz w:val="22"/>
         </w:rPr>
-        <w:t>зона темноты (Блок 4): темнеет при движении</w:t>
+        <w:t>периодическая вспышка света в тёмных уровнях Блока 4</w:t>
       </w:r>
     </w:p>
     <w:p>
@@ -1231,7 +1267,7 @@
         <w:rPr>
           <w:sz w:val="22"/>
         </w:rPr>
-        <w:t>Уровни 41–47 завершены. Уровни 48–50 — в разработке.</w:t>
+        <w:t>Завершён ✓</w:t>
       </w:r>
     </w:p>
     <w:p>
@@ -1257,7 +1293,7 @@
           <w:color w:val="1A538B"/>
           <w:sz w:val="36"/>
         </w:rPr>
-        <w:t>6. Текущее состояние (апрель 2026 — Alpha 0.5.1)</w:t>
+        <w:t>6. Текущее состояние (июль 2026 — версия 1.0)</w:t>
       </w:r>
     </w:p>
     <w:p>
@@ -1284,7 +1320,7 @@
         <w:rPr>
           <w:sz w:val="22"/>
         </w:rPr>
-        <w:t>47 из 50 уровней — полностью спроектированы и одобрены</w:t>
+        <w:t>50 из 50 уровней — завершены, пройдены и отбалансированы автором</w:t>
       </w:r>
     </w:p>
     <w:p>
@@ -1310,7 +1346,7 @@
         <w:rPr>
           <w:sz w:val="22"/>
         </w:rPr>
-        <w:t>3D-модели для 10 типов блоков подключены</w:t>
+        <w:t>Полный pipeline 3D-моделей: собственный конвертер OBJ→X, темы под каждый блок</w:t>
       </w:r>
     </w:p>
     <w:p>
@@ -1323,7 +1359,7 @@
         <w:rPr>
           <w:sz w:val="22"/>
         </w:rPr>
-        <w:t>Персонаж игрока с 4 анимациями (Idle, Run, Jump, Fall)</w:t>
+        <w:t>Персонаж игрока с полной стейт-машиной анимаций (Idle/Run/Jump/Fall/Death/победа)</w:t>
       </w:r>
     </w:p>
     <w:p>
@@ -1336,7 +1372,7 @@
         <w:rPr>
           <w:sz w:val="22"/>
         </w:rPr>
-        <w:t>Меню с выбором блоков и уровней</w:t>
+        <w:t>Сферический скайбокс с процедурным фоллбеком, туман по биомам, мерцающие звёзды</w:t>
       </w:r>
     </w:p>
     <w:p>
@@ -1349,7 +1385,7 @@
         <w:rPr>
           <w:sz w:val="22"/>
         </w:rPr>
-        <w:t>Система смертей и таймера на уровне</w:t>
+        <w:t>Полное меню: выбор блока/уровня, настройки с живым применением слайдеров, пауза</w:t>
       </w:r>
     </w:p>
     <w:p>
@@ -1362,7 +1398,7 @@
         <w:rPr>
           <w:sz w:val="22"/>
         </w:rPr>
-        <w:t>Сохранение лучшего времени в сессии</w:t>
+        <w:t>Система профилей: 5 слотов, звёзды, рекорды, постоянное сохранение на диск</w:t>
       </w:r>
     </w:p>
     <w:p>
@@ -1375,21 +1411,7 @@
         <w:rPr>
           <w:sz w:val="22"/>
         </w:rPr>
-        <w:t>Скайбокс и генерация звёзд для фона</w:t>
-      </w:r>
-    </w:p>
-    <w:p>
-      <w:pPr>
-        <w:spacing w:before="200" w:after="60"/>
-        <w:jc w:val="left"/>
-      </w:pPr>
-      <w:r>
-        <w:rPr>
-          <w:b/>
-          <w:color w:val="2E74B5"/>
-          <w:sz w:val="26"/>
-        </w:rPr>
-        <w:t>В разработке:</w:t>
+        <w:t>Разблокируемые паки оформления (скайбокс + музыка) за суммарные звёзды</w:t>
       </w:r>
     </w:p>
     <w:p>
@@ -1402,7 +1424,7 @@
         <w:rPr>
           <w:sz w:val="22"/>
         </w:rPr>
-        <w:t>Уровни 48–50 (финальная тройка Блока 5)</w:t>
+        <w:t>Полная локализация: EN / RU / JA, включая отдельные шрифты под кириллицу и кану</w:t>
       </w:r>
     </w:p>
     <w:p>
@@ -1415,7 +1437,7 @@
         <w:rPr>
           <w:sz w:val="22"/>
         </w:rPr>
-        <w:t>Экран завершения уровня (время, звёзды, навигация)</w:t>
+        <w:t>Стриминг фоновой музыки по блокам + SFX (прыжок, приземление, смерть, победа, батут, телепорт)</w:t>
       </w:r>
     </w:p>
     <w:p>
@@ -1428,7 +1450,7 @@
         <w:rPr>
           <w:sz w:val="22"/>
         </w:rPr>
-        <w:t>Постоянное сохранение прогресса на диск</w:t>
+        <w:t>Независимый аудит кода (3 агента, 36 находок) — все дофикшены и проверены</w:t>
       </w:r>
     </w:p>
     <w:p>
@@ -1454,21 +1476,32 @@
           <w:color w:val="1A538B"/>
           <w:sz w:val="36"/>
         </w:rPr>
-        <w:t>7. Планы развития</w:t>
+        <w:t>7. Возможные направления развития (пост-релиз)</w:t>
       </w:r>
     </w:p>
     <w:p>
       <w:pPr>
-        <w:spacing w:before="200" w:after="60"/>
-        <w:jc w:val="left"/>
+        <w:spacing w:before="20" w:after="20"/>
       </w:pPr>
       <w:r>
         <w:rPr>
-          <w:b/>
-          <w:color w:val="2E74B5"/>
-          <w:sz w:val="26"/>
+          <w:sz w:val="22"/>
         </w:rPr>
-        <w:t>Краткосрочные (до Alpha 1.0):</w:t>
+        <w:t>Проект завершён и закрыт как версия 1.0. Ниже — идеи, которые не входили в исходный скоуп и не планируются в ближайшее время, но могли бы стать отдельным дополнением:</w:t>
+      </w:r>
+    </w:p>
+    <w:p/>
+    <w:p>
+      <w:pPr>
+        <w:pStyle w:val="ListBullet"/>
+        <w:spacing w:before="20" w:after="20"/>
+        <w:ind w:left="432"/>
+      </w:pPr>
+      <w:r>
+        <w:rPr>
+          <w:sz w:val="22"/>
+        </w:rPr>
+        <w:t>Режим «Один забег» (Hardcore Run): фиксированное количество жизней на все 50 уровней, единый таймер, отдельная таблица рекордов</w:t>
       </w:r>
     </w:p>
     <w:p>
@@ -1481,7 +1514,7 @@
         <w:rPr>
           <w:sz w:val="22"/>
         </w:rPr>
-        <w:t>1. Спроектировать и реализовать уровни 48, 49, 50 (дизайн → тест → итерация)</w:t>
+        <w:t>Локальная таблица рекордов / speedrun-режим</w:t>
       </w:r>
     </w:p>
     <w:p>
@@ -1494,7 +1527,7 @@
         <w:rPr>
           <w:sz w:val="22"/>
         </w:rPr>
-        <w:t>2. Экран завершения уровня: время прохождения, оценка 1–3 звезды, кнопки меню / рестарт / следующий</w:t>
+        <w:t>Экран достижений с косметическими разблокировками (скины персонажа, доп. модели блоков)</w:t>
       </w:r>
     </w:p>
     <w:p>
@@ -1507,139 +1540,7 @@
         <w:rPr>
           <w:sz w:val="22"/>
         </w:rPr>
-        <w:t>3. Сохранение прогресса на диск: лучшее время и звёзды на каждый уровень</w:t>
-      </w:r>
-    </w:p>
-    <w:p>
-      <w:pPr>
-        <w:spacing w:before="200" w:after="60"/>
-        <w:jc w:val="left"/>
-      </w:pPr>
-      <w:r>
-        <w:rPr>
-          <w:b/>
-          <w:color w:val="2E74B5"/>
-          <w:sz w:val="26"/>
-        </w:rPr>
-        <w:t>Среднесрочные:</w:t>
-      </w:r>
-    </w:p>
-    <w:p>
-      <w:pPr>
-        <w:pStyle w:val="ListBullet"/>
-        <w:spacing w:before="20" w:after="20"/>
-        <w:ind w:left="432"/>
-      </w:pPr>
-      <w:r>
-        <w:rPr>
-          <w:sz w:val="22"/>
-        </w:rPr>
-        <w:t>4. Музыка и звуковые эффекты: фоновая музыка по блокам, звуки прыжка / смерти / финиша, разблокировка треков</w:t>
-      </w:r>
-    </w:p>
-    <w:p>
-      <w:pPr>
-        <w:pStyle w:val="ListBullet"/>
-        <w:spacing w:before="20" w:after="20"/>
-        <w:ind w:left="432"/>
-      </w:pPr>
-      <w:r>
-        <w:rPr>
-          <w:sz w:val="22"/>
-        </w:rPr>
-        <w:t>5. 3D-модели для ICE_PLATFORM и BOUNCE_PAD</w:t>
-      </w:r>
-    </w:p>
-    <w:p>
-      <w:pPr>
-        <w:pStyle w:val="ListBullet"/>
-        <w:spacing w:before="20" w:after="20"/>
-        <w:ind w:left="432"/>
-      </w:pPr>
-      <w:r>
-        <w:rPr>
-          <w:sz w:val="22"/>
-        </w:rPr>
-        <w:t>6. Полировка и ребаланс уровней Блоков 2–4</w:t>
-      </w:r>
-    </w:p>
-    <w:p>
-      <w:pPr>
-        <w:pStyle w:val="ListBullet"/>
-        <w:spacing w:before="20" w:after="20"/>
-        <w:ind w:left="432"/>
-      </w:pPr>
-      <w:r>
-        <w:rPr>
-          <w:sz w:val="22"/>
-        </w:rPr>
-        <w:t>7. Визуальное оформление интерфейса: иллюстрации на главном меню, заставки и превью для каждого блока, оформление экрана выбора уровня</w:t>
-      </w:r>
-    </w:p>
-    <w:p>
-      <w:pPr>
-        <w:pStyle w:val="ListBullet"/>
-        <w:spacing w:before="20" w:after="20"/>
-        <w:ind w:left="432"/>
-      </w:pPr>
-      <w:r>
-        <w:rPr>
-          <w:sz w:val="22"/>
-        </w:rPr>
-        <w:t>8. Косметические разблокировки через достижения: новые 3D-модели блоков или скины персонажа (например, за прохождение блока без смертей)</w:t>
-      </w:r>
-    </w:p>
-    <w:p>
-      <w:pPr>
-        <w:spacing w:before="200" w:after="60"/>
-        <w:jc w:val="left"/>
-      </w:pPr>
-      <w:r>
-        <w:rPr>
-          <w:b/>
-          <w:color w:val="2E74B5"/>
-          <w:sz w:val="26"/>
-        </w:rPr>
-        <w:t>Долгосрочные (Beta и далее):</w:t>
-      </w:r>
-    </w:p>
-    <w:p>
-      <w:pPr>
-        <w:pStyle w:val="ListBullet"/>
-        <w:spacing w:before="20" w:after="20"/>
-        <w:ind w:left="432"/>
-      </w:pPr>
-      <w:r>
-        <w:rPr>
-          <w:sz w:val="22"/>
-        </w:rPr>
-        <w:t>9. Режим «Один забег» (Hardcore Run): фиксированное количество жизней на все 50 уровней, единый таймер, отдельная таблица рекордов</w:t>
-      </w:r>
-    </w:p>
-    <w:p>
-      <w:pPr>
-        <w:pStyle w:val="ListBullet"/>
-        <w:spacing w:before="20" w:after="20"/>
-        <w:ind w:left="432"/>
-      </w:pPr>
-      <w:r>
-        <w:rPr>
-          <w:sz w:val="22"/>
-        </w:rPr>
-        <w:t>10. Локальная таблица рекордов</w:t>
-      </w:r>
-    </w:p>
-    <w:p>
-      <w:pPr>
-        <w:pStyle w:val="ListBullet"/>
-        <w:spacing w:before="20" w:after="20"/>
-        <w:ind w:left="432"/>
-      </w:pPr>
-      <w:r>
-        <w:rPr>
-          <w:sz w:val="22"/>
-        </w:rPr>
-        <w:t>11. Возможный портинг на другие платформы</w:t>
+        <w:t>Возможный портинг на другие платформы</w:t>
       </w:r>
     </w:p>
     <w:p>
